--- a/Layouts/HREmployeeList.docx
+++ b/Layouts/HREmployeeList.docx
@@ -83,4 +83,75 @@
      < / H R _ E m p l o y e e s >   
  < / N a v W o r d R e p o r t X m l P a r t > 
+</file>
+
+<file path=customXml/item2.xml>��< ? x m l   v e r s i o n = " 1 . 0 "   e n c o d i n g = " u t f - 1 6 " ? > + 
+ < N a v W o r d R e p o r t X m l P a r t   x m l n s = " u r n : m i c r o s o f t - d y n a m i c s - b u s i n e s s c e n t r a l / i n t e r n a l / e x t e n d e d / r e p o r t s / H R _ E m p l o y e e _ L i s t / 8 0 0 1 9 / " > + 
+     < L a b e l s > + 
+         < C I _ A d d r e s s 2 C a p t i o n   E l e m e n t T y p e = " P a r a m e t e r "   E l e m e n t I d = " 1 3 2 1 7 5 1 3 2 "   D a t a T y p e = " S t r i n g " > C I _ A d d r e s s 2 C a p t i o n < / C I _ A d d r e s s 2 C a p t i o n > + 
+         < C I _ A d d r e s s C a p t i o n   E l e m e n t T y p e = " P a r a m e t e r "   E l e m e n t I d = " 1 7 8 4 2 4 6 4 1 0 "   D a t a T y p e = " S t r i n g " > C I _ A d d r e s s C a p t i o n < / C I _ A d d r e s s C a p t i o n > + 
+         < C I _ C i t y C a p t i o n   E l e m e n t T y p e = " P a r a m e t e r "   E l e m e n t I d = " 1 7 4 8 8 3 8 0 9 "   D a t a T y p e = " S t r i n g " > C I _ C i t y C a p t i o n < / C I _ C i t y C a p t i o n > + 
+         < C I _ N a m e C a p t i o n   E l e m e n t T y p e = " P a r a m e t e r "   E l e m e n t I d = " 1 3 3 6 5 0 0 2 3 9 "   D a t a T y p e = " S t r i n g " > C I _ N a m e C a p t i o n < / C I _ N a m e C a p t i o n > + 
+         < C I _ P h o n e N o C a p t i o n   E l e m e n t T y p e = " P a r a m e t e r "   E l e m e n t I d = " 2 1 2 9 9 8 7 5 8 7 "   D a t a T y p e = " S t r i n g " > C I _ P h o n e N o C a p t i o n < / C I _ P h o n e N o C a p t i o n > + 
+         < C I _ P i c t u r e C a p t i o n   E l e m e n t T y p e = " P a r a m e t e r "   E l e m e n t I d = " 6 1 5 8 9 8 6 7 6 "   D a t a T y p e = " S t r i n g " > C I _ P i c t u r e C a p t i o n < / C I _ P i c t u r e C a p t i o n > + 
+     < / L a b e l s > + 
+     < T o o l t i p s   / > + 
+     < H R _ E m p l o y e e s   E l e m e n t T y p e = " D a t a I t e m "   E l e m e n t I d = " 8 7 9 6 3 4 4 6 5 " > + 
+         < C I _ A d d r e s s   E l e m e n t T y p e = " C o l u m n "   E l e m e n t I d = " 1 7 8 4 2 4 6 4 1 0 "   D a t a T y p e = " T e x t " > C I _ A d d r e s s < / C I _ A d d r e s s > + 
+         < C I _ A d d r e s s 2   E l e m e n t T y p e = " C o l u m n "   E l e m e n t I d = " 1 3 2 1 7 5 1 3 2 "   D a t a T y p e = " T e x t " > C I _ A d d r e s s 2 < / C I _ A d d r e s s 2 > + 
+         < C I _ C i t y   E l e m e n t T y p e = " C o l u m n "   E l e m e n t I d = " 1 7 4 8 8 3 8 0 9 "   D a t a T y p e = " T e x t " > C I _ C i t y < / C I _ C i t y > + 
+         < C I _ N a m e   E l e m e n t T y p e = " C o l u m n "   E l e m e n t I d = " 1 3 3 6 5 0 0 2 3 9 "   D a t a T y p e = " T e x t " > C I _ N a m e < / C I _ N a m e > + 
+         < C I _ P h o n e N o   E l e m e n t T y p e = " C o l u m n "   E l e m e n t I d = " 2 1 2 9 9 8 7 5 8 7 "   D a t a T y p e = " T e x t " > C I _ P h o n e N o < / C I _ P h o n e N o > + 
+         < C I _ P i c t u r e   E l e m e n t T y p e = " C o l u m n "   E l e m e n t I d = " 6 1 5 8 9 8 6 7 6 "   D a t a T y p e = " B l o b "   / > + 
+         < D O b   E l e m e n t T y p e = " C o l u m n "   E l e m e n t I d = " 1 9 1 1 9 5 4 0 6 8 "   D a t a T y p e = " D a t e " > D O b < / D O b > + 
+         < F u l l _ N a m e s C a p t i o n   E l e m e n t T y p e = " C o l u m n "   E l e m e n t I d = " 2 3 9 5 8 8 6 8 5 "   D a t a T y p e = " L a b e l " > F u l l _ N a m e s C a p t i o n < / F u l l _ N a m e s C a p t i o n > + 
+         < G e n d e r   E l e m e n t T y p e = " C o l u m n "   E l e m e n t I d = " 1 5 5 8 1 8 6 7 4 "   D a t a T y p e = " O p t i o n " > G e n d e r < / G e n d e r > + 
+         < H R _ E m p l o y e e s _ _ C e l l _ P h o n e _ N u m b e r _   E l e m e n t T y p e = " C o l u m n "   E l e m e n t I d = " 1 2 6 4 6 4 5 2 7 "   D a t a T y p e = " T e x t " > H R _ E m p l o y e e s _ _ C e l l _ P h o n e _ N u m b e r _ < / H R _ E m p l o y e e s _ _ C e l l _ P h o n e _ N u m b e r _ > + 
+         < H R _ E m p l o y e e s _ _ C e l l _ P h o n e _ N u m b e r _ C a p t i o n   E l e m e n t T y p e = " C o l u m n "   E l e m e n t I d = " 1 6 7 3 7 8 9 1 9 "   D a t a T y p e = " S t r i n g " > H R _ E m p l o y e e s _ _ C e l l _ P h o n e _ N u m b e r _ C a p t i o n < / H R _ E m p l o y e e s _ _ C e l l _ P h o n e _ N u m b e r _ C a p t i o n > + 
+         < H R _ E m p l o y e e s _ _ D a t e _ O f _ J o i n i n g _ t h e _ C o m p a n y _   E l e m e n t T y p e = " C o l u m n "   E l e m e n t I d = " 2 3 7 5 9 9 5 3 7 "   D a t a T y p e = " D a t e " > H R _ E m p l o y e e s _ _ D a t e _ O f _ J o i n i n g _ t h e _ C o m p a n y _ < / H R _ E m p l o y e e s _ _ D a t e _ O f _ J o i n i n g _ t h e _ C o m p a n y _ > + 
+         < H R _ E m p l o y e e s _ _ D a t e _ O f _ J o i n i n g _ t h e _ C o m p a n y _ C a p t i o n   E l e m e n t T y p e = " C o l u m n "   E l e m e n t I d = " 1 7 5 1 8 4 0 0 8 9 "   D a t a T y p e = " S t r i n g " > H R _ E m p l o y e e s _ _ D a t e _ O f _ J o i n i n g _ t h e _ C o m p a n y _ C a p t i o n < / H R _ E m p l o y e e s _ _ D a t e _ O f _ J o i n i n g _ t h e _ C o m p a n y _ C a p t i o n > + 
+         < H R _ E m p l o y e e s _ _ I D _ N u m b e r _   E l e m e n t T y p e = " C o l u m n "   E l e m e n t I d = " 1 2 6 1 2 6 5 9 9 9 "   D a t a T y p e = " T e x t " > H R _ E m p l o y e e s _ _ I D _ N u m b e r _ < / H R _ E m p l o y e e s _ _ I D _ N u m b e r _ > + 
+         < H R _ E m p l o y e e s _ _ I D _ N u m b e r _ C a p t i o n   E l e m e n t T y p e = " C o l u m n "   E l e m e n t I d = " 1 8 5 3 3 4 3 9 6 1 "   D a t a T y p e = " S t r i n g " > H R _ E m p l o y e e s _ _ I D _ N u m b e r _ C a p t i o n < / H R _ E m p l o y e e s _ _ I D _ N u m b e r _ C a p t i o n > + 
+         < H R _ E m p l o y e e s _ _ J o b _ D e s c r i p t i o n _   E l e m e n t T y p e = " C o l u m n "   E l e m e n t I d = " 1 8 9 2 7 6 8 9 6 0 "   D a t a T y p e = " T e x t " > H R _ E m p l o y e e s _ _ J o b _ D e s c r i p t i o n _ < / H R _ E m p l o y e e s _ _ J o b _ D e s c r i p t i o n _ > + 
+         < H R _ E m p l o y e e s _ _ J o b _ D e s c r i p t i o n _ C a p t i o n   E l e m e n t T y p e = " C o l u m n "   E l e m e n t I d = " 1 1 9 5 8 5 4 5 7 4 "   D a t a T y p e = " S t r i n g " > H R _ E m p l o y e e s _ _ J o b _ D e s c r i p t i o n _ C a p t i o n < / H R _ E m p l o y e e s _ _ J o b _ D e s c r i p t i o n _ C a p t i o n > + 
+         < H R _ E m p l o y e e s _ _ N o _ _   E l e m e n t T y p e = " C o l u m n "   E l e m e n t I d = " 2 9 3 4 4 8 8 5 6 "   D a t a T y p e = " C o d e " > H R _ E m p l o y e e s _ _ N o _ _ < / H R _ E m p l o y e e s _ _ N o _ _ > + 
+         < H R _ E m p l o y e e s _ _ N o _ _ C a p t i o n   E l e m e n t T y p e = " C o l u m n "   E l e m e n t I d = " 9 0 0 1 2 1 2 2 "   D a t a T y p e = " S t r i n g " > H R _ E m p l o y e e s _ _ N o _ _ C a p t i o n < / H R _ E m p l o y e e s _ _ N o _ _ C a p t i o n > + 
+         < N a m e   E l e m e n t T y p e = " C o l u m n "   E l e m e n t I d = " 8 1 4 0 6 8 7 0 6 "   D a t a T y p e = " T e x t " > N a m e < / N a m e > + 
+         < S t a t u s   E l e m e n t T y p e = " C o l u m n "   E l e m e n t I d = " 1 6 3 4 1 4 4 5 5 1 "   D a t a T y p e = " O p t i o n " > S t a t u s < / S t a t u s > + 
+     < / H R _ E m p l o y e e s > + 
+ < / N a v W o r d R e p o r t X m l P a r t > 
 </file>